--- a/static/media/qd_kiem_tra.docx
+++ b/static/media/qd_kiem_tra.docx
@@ -79,7 +79,86 @@
         <mc:AlternateContent>
           <mc:Choice Requires="wps">
             <w:drawing>
-              <wp:anchor distT="0" distB="0" distL="114300" distR="114300" simplePos="0" relativeHeight="251655680" behindDoc="0" locked="0" layoutInCell="1" allowOverlap="1" wp14:anchorId="01F5A0BB" wp14:editId="18959998">
+              <wp:anchor distT="0" distB="0" distL="114300" distR="114300" simplePos="0" relativeHeight="251656704" behindDoc="0" locked="0" layoutInCell="1" allowOverlap="1" wp14:anchorId="4723E2DA" wp14:editId="200FE8A5">
+                <wp:simplePos x="0" y="0"/>
+                <wp:positionH relativeFrom="column">
+                  <wp:posOffset>2999740</wp:posOffset>
+                </wp:positionH>
+                <wp:positionV relativeFrom="paragraph">
+                  <wp:posOffset>177165</wp:posOffset>
+                </wp:positionV>
+                <wp:extent cx="2616232" cy="0"/>
+                <wp:effectExtent l="0" t="0" r="0" b="0"/>
+                <wp:wrapNone/>
+                <wp:docPr id="2" name="AutoShape 6"/>
+                <wp:cNvGraphicFramePr>
+                  <a:graphicFrameLocks xmlns:a="http://schemas.openxmlformats.org/drawingml/2006/main"/>
+                </wp:cNvGraphicFramePr>
+                <a:graphic xmlns:a="http://schemas.openxmlformats.org/drawingml/2006/main">
+                  <a:graphicData uri="http://schemas.microsoft.com/office/word/2010/wordprocessingShape">
+                    <wps:wsp>
+                      <wps:cNvCnPr>
+                        <a:cxnSpLocks noChangeShapeType="1"/>
+                      </wps:cNvCnPr>
+                      <wps:spPr bwMode="auto">
+                        <a:xfrm>
+                          <a:off x="0" y="0"/>
+                          <a:ext cx="2616232" cy="0"/>
+                        </a:xfrm>
+                        <a:prstGeom prst="straightConnector1">
+                          <a:avLst/>
+                        </a:prstGeom>
+                        <a:noFill/>
+                        <a:ln w="9525">
+                          <a:solidFill>
+                            <a:srgbClr val="000000"/>
+                          </a:solidFill>
+                          <a:round/>
+                          <a:headEnd/>
+                          <a:tailEnd/>
+                        </a:ln>
+                        <a:extLst>
+                          <a:ext uri="{909E8E84-426E-40DD-AFC4-6F175D3DCCD1}">
+                            <a14:hiddenFill xmlns:a14="http://schemas.microsoft.com/office/drawing/2010/main">
+                              <a:noFill/>
+                            </a14:hiddenFill>
+                          </a:ext>
+                        </a:extLst>
+                      </wps:spPr>
+                      <wps:bodyPr/>
+                    </wps:wsp>
+                  </a:graphicData>
+                </a:graphic>
+                <wp14:sizeRelH relativeFrom="page">
+                  <wp14:pctWidth>0</wp14:pctWidth>
+                </wp14:sizeRelH>
+                <wp14:sizeRelV relativeFrom="page">
+                  <wp14:pctHeight>0</wp14:pctHeight>
+                </wp14:sizeRelV>
+              </wp:anchor>
+            </w:drawing>
+          </mc:Choice>
+          <mc:Fallback>
+            <w:pict>
+              <v:shapetype w14:anchorId="4EC3AD50" id="_x0000_t32" coordsize="21600,21600" o:spt="32" o:oned="t" path="m,l21600,21600e" filled="f">
+                <v:path arrowok="t" fillok="f" o:connecttype="none"/>
+                <o:lock v:ext="edit" shapetype="t"/>
+              </v:shapetype>
+              <v:shape id="AutoShape 6" o:spid="_x0000_s1026" type="#_x0000_t32" style="position:absolute;margin-left:236.2pt;margin-top:13.95pt;width:206pt;height:0;z-index:251656704;visibility:visible;mso-wrap-style:square;mso-width-percent:0;mso-height-percent:0;mso-wrap-distance-left:9pt;mso-wrap-distance-top:0;mso-wrap-distance-right:9pt;mso-wrap-distance-bottom:0;mso-position-horizontal:absolute;mso-position-horizontal-relative:text;mso-position-vertical:absolute;mso-position-vertical-relative:text;mso-width-percent:0;mso-height-percent:0;mso-width-relative:page;mso-height-relative:page" o:gfxdata="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"/>
+            </w:pict>
+          </mc:Fallback>
+        </mc:AlternateContent>
+      </w:r>
+      <w:r>
+        <w:rPr>
+          <w:noProof/>
+          <w:color w:val="000000" w:themeColor="text1"/>
+          <w:szCs w:val="28"/>
+        </w:rPr>
+        <mc:AlternateContent>
+          <mc:Choice Requires="wps">
+            <w:drawing>
+              <wp:anchor distT="0" distB="0" distL="114300" distR="114300" simplePos="0" relativeHeight="251655680" behindDoc="0" locked="0" layoutInCell="1" allowOverlap="1" wp14:anchorId="01F5A0BB" wp14:editId="067B5EBE">
                 <wp:simplePos x="0" y="0"/>
                 <wp:positionH relativeFrom="column">
                   <wp:posOffset>649605</wp:posOffset>
@@ -140,86 +219,7 @@
           </mc:Choice>
           <mc:Fallback>
             <w:pict>
-              <v:shapetype w14:anchorId="6AE0C38F" id="_x0000_t32" coordsize="21600,21600" o:spt="32" o:oned="t" path="m,l21600,21600e" filled="f">
-                <v:path arrowok="t" fillok="f" o:connecttype="none"/>
-                <o:lock v:ext="edit" shapetype="t"/>
-              </v:shapetype>
-              <v:shape id="AutoShape 5" o:spid="_x0000_s1026" type="#_x0000_t32" style="position:absolute;margin-left:51.15pt;margin-top:14.55pt;width:78pt;height:0;z-index:251655680;visibility:visible;mso-wrap-style:square;mso-width-percent:0;mso-height-percent:0;mso-wrap-distance-left:9pt;mso-wrap-distance-top:0;mso-wrap-distance-right:9pt;mso-wrap-distance-bottom:0;mso-position-horizontal:absolute;mso-position-horizontal-relative:text;mso-position-vertical:absolute;mso-position-vertical-relative:text;mso-width-percent:0;mso-height-percent:0;mso-width-relative:page;mso-height-relative:page" o:gfxdata="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"/>
-            </w:pict>
-          </mc:Fallback>
-        </mc:AlternateContent>
-      </w:r>
-      <w:r>
-        <w:rPr>
-          <w:noProof/>
-          <w:color w:val="000000" w:themeColor="text1"/>
-          <w:szCs w:val="28"/>
-        </w:rPr>
-        <mc:AlternateContent>
-          <mc:Choice Requires="wps">
-            <w:drawing>
-              <wp:anchor distT="0" distB="0" distL="114300" distR="114300" simplePos="0" relativeHeight="251656704" behindDoc="0" locked="0" layoutInCell="1" allowOverlap="1" wp14:anchorId="4723E2DA" wp14:editId="7A0156BB">
-                <wp:simplePos x="0" y="0"/>
-                <wp:positionH relativeFrom="column">
-                  <wp:posOffset>3237230</wp:posOffset>
-                </wp:positionH>
-                <wp:positionV relativeFrom="paragraph">
-                  <wp:posOffset>186690</wp:posOffset>
-                </wp:positionV>
-                <wp:extent cx="2162175" cy="0"/>
-                <wp:effectExtent l="0" t="0" r="28575" b="19050"/>
-                <wp:wrapNone/>
-                <wp:docPr id="2" name="AutoShape 6"/>
-                <wp:cNvGraphicFramePr>
-                  <a:graphicFrameLocks xmlns:a="http://schemas.openxmlformats.org/drawingml/2006/main"/>
-                </wp:cNvGraphicFramePr>
-                <a:graphic xmlns:a="http://schemas.openxmlformats.org/drawingml/2006/main">
-                  <a:graphicData uri="http://schemas.microsoft.com/office/word/2010/wordprocessingShape">
-                    <wps:wsp>
-                      <wps:cNvCnPr>
-                        <a:cxnSpLocks noChangeShapeType="1"/>
-                      </wps:cNvCnPr>
-                      <wps:spPr bwMode="auto">
-                        <a:xfrm>
-                          <a:off x="0" y="0"/>
-                          <a:ext cx="2162175" cy="0"/>
-                        </a:xfrm>
-                        <a:prstGeom prst="straightConnector1">
-                          <a:avLst/>
-                        </a:prstGeom>
-                        <a:noFill/>
-                        <a:ln w="9525">
-                          <a:solidFill>
-                            <a:srgbClr val="000000"/>
-                          </a:solidFill>
-                          <a:round/>
-                          <a:headEnd/>
-                          <a:tailEnd/>
-                        </a:ln>
-                        <a:extLst>
-                          <a:ext uri="{909E8E84-426E-40DD-AFC4-6F175D3DCCD1}">
-                            <a14:hiddenFill xmlns:a14="http://schemas.microsoft.com/office/drawing/2010/main">
-                              <a:noFill/>
-                            </a14:hiddenFill>
-                          </a:ext>
-                        </a:extLst>
-                      </wps:spPr>
-                      <wps:bodyPr/>
-                    </wps:wsp>
-                  </a:graphicData>
-                </a:graphic>
-                <wp14:sizeRelH relativeFrom="page">
-                  <wp14:pctWidth>0</wp14:pctWidth>
-                </wp14:sizeRelH>
-                <wp14:sizeRelV relativeFrom="page">
-                  <wp14:pctHeight>0</wp14:pctHeight>
-                </wp14:sizeRelV>
-              </wp:anchor>
-            </w:drawing>
-          </mc:Choice>
-          <mc:Fallback>
-            <w:pict>
-              <v:shape w14:anchorId="20919216" id="AutoShape 6" o:spid="_x0000_s1026" type="#_x0000_t32" style="position:absolute;margin-left:254.9pt;margin-top:14.7pt;width:170.25pt;height:0;z-index:251656704;visibility:visible;mso-wrap-style:square;mso-width-percent:0;mso-height-percent:0;mso-wrap-distance-left:9pt;mso-wrap-distance-top:0;mso-wrap-distance-right:9pt;mso-wrap-distance-bottom:0;mso-position-horizontal:absolute;mso-position-horizontal-relative:text;mso-position-vertical:absolute;mso-position-vertical-relative:text;mso-width-percent:0;mso-height-percent:0;mso-width-relative:page;mso-height-relative:page" o:gfxdata="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"/>
+              <v:shape w14:anchorId="2A703BF3" id="AutoShape 5" o:spid="_x0000_s1026" type="#_x0000_t32" style="position:absolute;margin-left:51.15pt;margin-top:14.55pt;width:78pt;height:0;z-index:251655680;visibility:visible;mso-wrap-style:square;mso-width-percent:0;mso-height-percent:0;mso-wrap-distance-left:9pt;mso-wrap-distance-top:0;mso-wrap-distance-right:9pt;mso-wrap-distance-bottom:0;mso-position-horizontal:absolute;mso-position-horizontal-relative:text;mso-position-vertical:absolute;mso-position-vertical-relative:text;mso-width-percent:0;mso-height-percent:0;mso-width-relative:page;mso-height-relative:page" o:gfxdata="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"/>
             </w:pict>
           </mc:Fallback>
         </mc:AlternateContent>
@@ -517,7 +517,7 @@
           </mc:Choice>
           <mc:Fallback>
             <w:pict>
-              <v:shape w14:anchorId="0CECEC4B" id="AutoShape 7" o:spid="_x0000_s1026" type="#_x0000_t32" style="position:absolute;margin-left:160.1pt;margin-top:1.7pt;width:146.7pt;height:0;z-index:251660800;visibility:visible;mso-wrap-style:square;mso-width-percent:0;mso-height-percent:0;mso-wrap-distance-left:9pt;mso-wrap-distance-top:0;mso-wrap-distance-right:9pt;mso-wrap-distance-bottom:0;mso-position-horizontal:absolute;mso-position-horizontal-relative:text;mso-position-vertical:absolute;mso-position-vertical-relative:text;mso-width-percent:0;mso-height-percent:0;mso-width-relative:page;mso-height-relative:page" o:gfxdata="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"/>
+              <v:shape w14:anchorId="54372D93" id="AutoShape 7" o:spid="_x0000_s1026" type="#_x0000_t32" style="position:absolute;margin-left:160.1pt;margin-top:1.7pt;width:146.7pt;height:0;z-index:251660800;visibility:visible;mso-wrap-style:square;mso-width-percent:0;mso-height-percent:0;mso-wrap-distance-left:9pt;mso-wrap-distance-top:0;mso-wrap-distance-right:9pt;mso-wrap-distance-bottom:0;mso-position-horizontal:absolute;mso-position-horizontal-relative:text;mso-position-vertical:absolute;mso-position-vertical-relative:text;mso-width-percent:0;mso-height-percent:0;mso-width-relative:page;mso-height-relative:page" o:gfxdata="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"/>
             </w:pict>
           </mc:Fallback>
         </mc:AlternateContent>
@@ -1628,7 +1628,8 @@
           <w:b/>
           <w:bCs/>
           <w:color w:val="000000" w:themeColor="text1"/>
-          <w:szCs w:val="28"/>
+          <w:sz w:val="26"/>
+          <w:szCs w:val="26"/>
         </w:rPr>
         <w:t>&lt;hinh_thuc_ky&gt;</w:t>
       </w:r>
@@ -1671,7 +1672,8 @@
           <w:b/>
           <w:bCs/>
           <w:color w:val="000000" w:themeColor="text1"/>
-          <w:szCs w:val="28"/>
+          <w:sz w:val="26"/>
+          <w:szCs w:val="26"/>
         </w:rPr>
         <w:t>&lt;LD_CUC&gt;</w:t>
       </w:r>
@@ -2953,6 +2955,7 @@
   <w:style w:type="character" w:default="1" w:styleId="DefaultParagraphFont">
     <w:name w:val="Default Paragraph Font"/>
     <w:uiPriority w:val="1"/>
+    <w:semiHidden/>
     <w:unhideWhenUsed/>
   </w:style>
   <w:style w:type="table" w:default="1" w:styleId="TableNormal">

--- a/static/media/qd_kiem_tra.docx
+++ b/static/media/qd_kiem_tra.docx
@@ -140,7 +140,7 @@
           </mc:Choice>
           <mc:Fallback>
             <w:pict>
-              <v:shapetype w14:anchorId="4EC3AD50" id="_x0000_t32" coordsize="21600,21600" o:spt="32" o:oned="t" path="m,l21600,21600e" filled="f">
+              <v:shapetype w14:anchorId="07C72464" id="_x0000_t32" coordsize="21600,21600" o:spt="32" o:oned="t" path="m,l21600,21600e" filled="f">
                 <v:path arrowok="t" fillok="f" o:connecttype="none"/>
                 <o:lock v:ext="edit" shapetype="t"/>
               </v:shapetype>
@@ -219,7 +219,7 @@
           </mc:Choice>
           <mc:Fallback>
             <w:pict>
-              <v:shape w14:anchorId="2A703BF3" id="AutoShape 5" o:spid="_x0000_s1026" type="#_x0000_t32" style="position:absolute;margin-left:51.15pt;margin-top:14.55pt;width:78pt;height:0;z-index:251655680;visibility:visible;mso-wrap-style:square;mso-width-percent:0;mso-height-percent:0;mso-wrap-distance-left:9pt;mso-wrap-distance-top:0;mso-wrap-distance-right:9pt;mso-wrap-distance-bottom:0;mso-position-horizontal:absolute;mso-position-horizontal-relative:text;mso-position-vertical:absolute;mso-position-vertical-relative:text;mso-width-percent:0;mso-height-percent:0;mso-width-relative:page;mso-height-relative:page" o:gfxdata="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"/>
+              <v:shape w14:anchorId="6AA20606" id="AutoShape 5" o:spid="_x0000_s1026" type="#_x0000_t32" style="position:absolute;margin-left:51.15pt;margin-top:14.55pt;width:78pt;height:0;z-index:251655680;visibility:visible;mso-wrap-style:square;mso-width-percent:0;mso-height-percent:0;mso-wrap-distance-left:9pt;mso-wrap-distance-top:0;mso-wrap-distance-right:9pt;mso-wrap-distance-bottom:0;mso-position-horizontal:absolute;mso-position-horizontal-relative:text;mso-position-vertical:absolute;mso-position-vertical-relative:text;mso-width-percent:0;mso-height-percent:0;mso-width-relative:page;mso-height-relative:page" o:gfxdata="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"/>
             </w:pict>
           </mc:Fallback>
         </mc:AlternateContent>
@@ -517,7 +517,7 @@
           </mc:Choice>
           <mc:Fallback>
             <w:pict>
-              <v:shape w14:anchorId="54372D93" id="AutoShape 7" o:spid="_x0000_s1026" type="#_x0000_t32" style="position:absolute;margin-left:160.1pt;margin-top:1.7pt;width:146.7pt;height:0;z-index:251660800;visibility:visible;mso-wrap-style:square;mso-width-percent:0;mso-height-percent:0;mso-wrap-distance-left:9pt;mso-wrap-distance-top:0;mso-wrap-distance-right:9pt;mso-wrap-distance-bottom:0;mso-position-horizontal:absolute;mso-position-horizontal-relative:text;mso-position-vertical:absolute;mso-position-vertical-relative:text;mso-width-percent:0;mso-height-percent:0;mso-width-relative:page;mso-height-relative:page" o:gfxdata="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"/>
+              <v:shape w14:anchorId="7E414F2C" id="AutoShape 7" o:spid="_x0000_s1026" type="#_x0000_t32" style="position:absolute;margin-left:160.1pt;margin-top:1.7pt;width:146.7pt;height:0;z-index:251660800;visibility:visible;mso-wrap-style:square;mso-width-percent:0;mso-height-percent:0;mso-wrap-distance-left:9pt;mso-wrap-distance-top:0;mso-wrap-distance-right:9pt;mso-wrap-distance-bottom:0;mso-position-horizontal:absolute;mso-position-horizontal-relative:text;mso-position-vertical:absolute;mso-position-vertical-relative:text;mso-width-percent:0;mso-height-percent:0;mso-width-relative:page;mso-height-relative:page" o:gfxdata="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"/>
             </w:pict>
           </mc:Fallback>
         </mc:AlternateContent>
@@ -930,6 +930,13 @@
           <w:color w:val="000000" w:themeColor="text1"/>
         </w:rPr>
         <w:t>Căn cứ Quyết định số 193/QĐ-QTR ngày 29/07/2025 của Thuế tỉnh Quảng Trị về việc ủy quyền ký văn bản của các đồng chí Phó Trưởng Thuế tỉnh</w:t>
+      </w:r>
+      <w:r>
+        <w:rPr>
+          <w:i/>
+          <w:color w:val="000000" w:themeColor="text1"/>
+        </w:rPr>
+        <w:t>;</w:t>
       </w:r>
     </w:p>
     <w:p>
